--- a/templates/violation_protocols/decline_p49_3.docx
+++ b/templates/violation_protocols/decline_p49_3.docx
@@ -30,7 +30,6 @@
           <w:bCs/>
           <w:sz w:val="24"/>
           <w:szCs w:val="24"/>
-          <w:shd w:val="clear" w:color="auto" w:fill="FF9900"/>
         </w:rPr>
         <w:t xml:space="preserve">{{ </w:t>
       </w:r>
@@ -42,7 +41,6 @@
           <w:bCs/>
           <w:sz w:val="24"/>
           <w:szCs w:val="24"/>
-          <w:shd w:val="clear" w:color="auto" w:fill="FF9900"/>
         </w:rPr>
         <w:t>protocol_number</w:t>
       </w:r>
@@ -54,7 +52,6 @@
           <w:bCs/>
           <w:sz w:val="24"/>
           <w:szCs w:val="24"/>
-          <w:shd w:val="clear" w:color="auto" w:fill="FF9900"/>
         </w:rPr>
         <w:t xml:space="preserve"> }}</w:t>
       </w:r>
@@ -141,7 +138,6 @@
           <w:rFonts w:ascii="Times New Roman" w:eastAsia="Times New Roman" w:hAnsi="Times New Roman" w:cs="Times New Roman"/>
           <w:sz w:val="24"/>
           <w:szCs w:val="24"/>
-          <w:highlight w:val="yellow"/>
         </w:rPr>
       </w:pPr>
       <w:r>
@@ -212,7 +208,6 @@
                 <w:rFonts w:ascii="Times New Roman" w:eastAsia="Times New Roman" w:hAnsi="Times New Roman" w:cs="Times New Roman"/>
                 <w:sz w:val="24"/>
                 <w:szCs w:val="24"/>
-                <w:shd w:val="clear" w:color="auto" w:fill="FF9900"/>
               </w:rPr>
             </w:pPr>
             <w:r>
@@ -220,7 +215,6 @@
                 <w:rFonts w:ascii="Times New Roman" w:eastAsia="Times New Roman" w:hAnsi="Times New Roman" w:cs="Times New Roman"/>
                 <w:sz w:val="24"/>
                 <w:szCs w:val="24"/>
-                <w:shd w:val="clear" w:color="auto" w:fill="FF9900"/>
               </w:rPr>
               <w:t>{{</w:t>
             </w:r>
@@ -230,7 +224,6 @@
                 <w:rFonts w:ascii="Times New Roman" w:eastAsia="Times New Roman" w:hAnsi="Times New Roman" w:cs="Times New Roman"/>
                 <w:sz w:val="24"/>
                 <w:szCs w:val="24"/>
-                <w:shd w:val="clear" w:color="auto" w:fill="FF9900"/>
               </w:rPr>
               <w:t>protocol_date</w:t>
             </w:r>
@@ -240,7 +233,6 @@
                 <w:rFonts w:ascii="Times New Roman" w:eastAsia="Times New Roman" w:hAnsi="Times New Roman" w:cs="Times New Roman"/>
                 <w:sz w:val="24"/>
                 <w:szCs w:val="24"/>
-                <w:shd w:val="clear" w:color="auto" w:fill="FF9900"/>
               </w:rPr>
               <w:t>}}</w:t>
             </w:r>
@@ -264,7 +256,6 @@
                 <w:rFonts w:ascii="Times New Roman" w:eastAsia="Times New Roman" w:hAnsi="Times New Roman" w:cs="Times New Roman"/>
                 <w:sz w:val="24"/>
                 <w:szCs w:val="24"/>
-                <w:highlight w:val="yellow"/>
               </w:rPr>
             </w:pPr>
             <w:r>
@@ -680,15 +671,7 @@
           <w:sz w:val="24"/>
           <w:szCs w:val="24"/>
         </w:rPr>
-        <w:t xml:space="preserve"> </w:t>
-      </w:r>
-      <w:r>
-        <w:rPr>
-          <w:rFonts w:ascii="Times New Roman" w:eastAsia="Times New Roman" w:hAnsi="Times New Roman" w:cs="Times New Roman"/>
-          <w:sz w:val="24"/>
-          <w:szCs w:val="24"/>
-        </w:rPr>
-        <w:t xml:space="preserve">{{ </w:t>
+        <w:t xml:space="preserve"> {{ </w:t>
       </w:r>
       <w:proofErr w:type="spellStart"/>
       <w:r>
@@ -776,15 +759,7 @@
           <w:sz w:val="24"/>
           <w:szCs w:val="24"/>
         </w:rPr>
-        <w:t>(</w:t>
-      </w:r>
-      <w:r>
-        <w:rPr>
-          <w:rFonts w:ascii="Times New Roman" w:eastAsia="Times New Roman" w:hAnsi="Times New Roman" w:cs="Times New Roman"/>
-          <w:sz w:val="24"/>
-          <w:szCs w:val="24"/>
-        </w:rPr>
-        <w:t xml:space="preserve">{{ </w:t>
+        <w:t xml:space="preserve">({{ </w:t>
       </w:r>
       <w:proofErr w:type="spellStart"/>
       <w:r>
@@ -1136,7 +1111,6 @@
                 <w:iCs/>
                 <w:sz w:val="20"/>
                 <w:szCs w:val="20"/>
-                <w:highlight w:val="cyan"/>
               </w:rPr>
             </w:pPr>
             <w:r>
@@ -1146,7 +1120,6 @@
                 <w:iCs/>
                 <w:sz w:val="20"/>
                 <w:szCs w:val="20"/>
-                <w:highlight w:val="cyan"/>
               </w:rPr>
               <w:t xml:space="preserve">До звернення Замовником додано файл, який </w:t>
             </w:r>
@@ -1159,7 +1132,6 @@
                 <w:iCs/>
                 <w:sz w:val="20"/>
                 <w:szCs w:val="20"/>
-                <w:highlight w:val="cyan"/>
               </w:rPr>
               <w:t>є технічно пошкодженим та має нульовий розмір (0 байт)</w:t>
             </w:r>
@@ -1170,7 +1142,6 @@
                 <w:iCs/>
                 <w:sz w:val="20"/>
                 <w:szCs w:val="20"/>
-                <w:highlight w:val="cyan"/>
               </w:rPr>
               <w:t>, що унеможливлює ознайомлення з його змістом:</w:t>
             </w:r>
@@ -1185,7 +1156,6 @@
                 <w:iCs/>
                 <w:sz w:val="20"/>
                 <w:szCs w:val="20"/>
-                <w:highlight w:val="cyan"/>
               </w:rPr>
             </w:pPr>
           </w:p>
@@ -1199,7 +1169,6 @@
                 <w:iCs/>
                 <w:sz w:val="20"/>
                 <w:szCs w:val="20"/>
-                <w:highlight w:val="cyan"/>
               </w:rPr>
             </w:pPr>
             <w:r>
@@ -1209,7 +1178,6 @@
                 <w:iCs/>
                 <w:sz w:val="20"/>
                 <w:szCs w:val="20"/>
-                <w:highlight w:val="cyan"/>
               </w:rPr>
               <w:t xml:space="preserve">До звернення Замовником додані файли, які </w:t>
             </w:r>
@@ -1222,7 +1190,6 @@
                 <w:iCs/>
                 <w:sz w:val="20"/>
                 <w:szCs w:val="20"/>
-                <w:highlight w:val="cyan"/>
               </w:rPr>
               <w:t>є технічно пошкодженими та мають нульовий розмір (0 байт)</w:t>
             </w:r>
@@ -1233,7 +1200,6 @@
                 <w:iCs/>
                 <w:sz w:val="20"/>
                 <w:szCs w:val="20"/>
-                <w:highlight w:val="cyan"/>
               </w:rPr>
               <w:t>, що унеможливлює ознайомлення з їх змістом:</w:t>
             </w:r>
@@ -1272,7 +1238,6 @@
                 <w:iCs/>
                 <w:sz w:val="20"/>
                 <w:szCs w:val="20"/>
-                <w:shd w:val="clear" w:color="auto" w:fill="FF9900"/>
               </w:rPr>
               <w:t xml:space="preserve">{{ </w:t>
             </w:r>
@@ -1284,7 +1249,6 @@
                 <w:iCs/>
                 <w:sz w:val="20"/>
                 <w:szCs w:val="20"/>
-                <w:shd w:val="clear" w:color="auto" w:fill="FF9900"/>
               </w:rPr>
               <w:t>customer_documents</w:t>
             </w:r>
@@ -1296,7 +1260,6 @@
                 <w:iCs/>
                 <w:sz w:val="20"/>
                 <w:szCs w:val="20"/>
-                <w:shd w:val="clear" w:color="auto" w:fill="FF9900"/>
               </w:rPr>
               <w:t xml:space="preserve"> }}</w:t>
             </w:r>
@@ -1945,7 +1908,6 @@
           <w:right w:val="none" w:sz="0" w:space="0" w:color="000000"/>
           <w:between w:val="none" w:sz="0" w:space="0" w:color="000000"/>
         </w:pBdr>
-        <w:shd w:val="clear" w:color="auto" w:fill="FFFFFF"/>
         <w:tabs>
           <w:tab w:val="left" w:pos="993"/>
         </w:tabs>
@@ -1958,6 +1920,306 @@
           <w:szCs w:val="24"/>
         </w:rPr>
       </w:pPr>
+      <w:r>
+        <w:rPr>
+          <w:rFonts w:ascii="Times New Roman" w:hAnsi="Times New Roman" w:eastAsia="Times New Roman" w:cs="Times New Roman"/>
+          <w:sz w:val="24"/>
+          <w:szCs w:val="24"/>
+          <w:lang w:val="uk-UA"/>
+        </w:rPr>
+        <w:t>{{#if decision.civil_code_basis == "applicable"}}</w:t>
+      </w:r>
+    </w:p>
+    <w:p>
+      <w:pPr>
+        <w:pBdr>
+          <w:top w:val="none" w:sz="0" w:space="0" w:color="000000"/>
+          <w:left w:val="none" w:sz="0" w:space="0" w:color="000000"/>
+          <w:bottom w:val="none" w:sz="0" w:space="0" w:color="000000"/>
+          <w:right w:val="none" w:sz="0" w:space="0" w:color="000000"/>
+          <w:between w:val="none" w:sz="0" w:space="0" w:color="000000"/>
+        </w:pBdr>
+        <w:tabs>
+          <w:tab w:val="left" w:pos="993"/>
+        </w:tabs>
+        <w:spacing w:after="0" w:line="240" w:lineRule="auto"/>
+        <w:ind w:firstLine="566"/>
+        <w:jc w:val="both"/>
+        <w:rPr>
+          <w:rFonts w:ascii="Times New Roman" w:eastAsia="Times New Roman" w:hAnsi="Times New Roman" w:cs="Times New Roman"/>
+          <w:sz w:val="24"/>
+          <w:szCs w:val="24"/>
+        </w:rPr>
+      </w:pPr>
+      <w:r>
+        <w:rPr>
+          <w:rFonts w:ascii="Times New Roman" w:hAnsi="Times New Roman" w:eastAsia="Times New Roman" w:cs="Times New Roman"/>
+          <w:sz w:val="24"/>
+          <w:szCs w:val="24"/>
+          <w:lang w:val="uk-UA"/>
+        </w:rPr>
+        <w:t>Відповідно до роз’яснень Міністерства економіки України, що опубліковані за посиланнями:</w:t>
+      </w:r>
+    </w:p>
+    <w:p>
+      <w:pPr>
+        <w:pBdr>
+          <w:top w:val="none" w:sz="0" w:space="0" w:color="000000"/>
+          <w:left w:val="none" w:sz="0" w:space="0" w:color="000000"/>
+          <w:bottom w:val="none" w:sz="0" w:space="0" w:color="000000"/>
+          <w:right w:val="none" w:sz="0" w:space="0" w:color="000000"/>
+          <w:between w:val="none" w:sz="0" w:space="0" w:color="000000"/>
+        </w:pBdr>
+        <w:tabs>
+          <w:tab w:val="left" w:pos="993"/>
+        </w:tabs>
+        <w:spacing w:after="0" w:line="240" w:lineRule="auto"/>
+        <w:ind w:left="720"/>
+        <w:jc w:val="left"/>
+        <w:rPr>
+          <w:rFonts w:ascii="Times New Roman" w:eastAsia="Times New Roman" w:hAnsi="Times New Roman" w:cs="Times New Roman"/>
+          <w:sz w:val="24"/>
+          <w:szCs w:val="24"/>
+        </w:rPr>
+      </w:pPr>
+      <w:hyperlink r:id="rId7" w:history="1">
+        <w:r>
+          <w:rPr>
+            <w:rFonts w:ascii="Times New Roman" w:hAnsi="Times New Roman" w:eastAsia="Times New Roman" w:cs="Times New Roman"/>
+            <w:sz w:val="24"/>
+            <w:szCs w:val="24"/>
+            <w:lang w:val="uk-UA"/>
+            <w:color w:val="0563C1"/>
+            <w:u w:val="single"/>
+          </w:rPr>
+          <w:t>https://www.me.gov.ua/InfoRez/Details?id=3d8b5293-1542-45e7-8cab-60768b9ecc09&amp;lang=uk-UA</w:t>
+        </w:r>
+      </w:hyperlink>
+    </w:p>
+    <w:p>
+      <w:pPr>
+        <w:pBdr>
+          <w:top w:val="none" w:sz="0" w:space="0" w:color="000000"/>
+          <w:left w:val="none" w:sz="0" w:space="0" w:color="000000"/>
+          <w:bottom w:val="none" w:sz="0" w:space="0" w:color="000000"/>
+          <w:right w:val="none" w:sz="0" w:space="0" w:color="000000"/>
+          <w:between w:val="none" w:sz="0" w:space="0" w:color="000000"/>
+        </w:pBdr>
+        <w:tabs>
+          <w:tab w:val="left" w:pos="993"/>
+        </w:tabs>
+        <w:spacing w:after="0" w:line="240" w:lineRule="auto"/>
+        <w:ind w:left="720"/>
+        <w:jc w:val="left"/>
+        <w:rPr>
+          <w:rFonts w:ascii="Times New Roman" w:eastAsia="Times New Roman" w:hAnsi="Times New Roman" w:cs="Times New Roman"/>
+          <w:sz w:val="24"/>
+          <w:szCs w:val="24"/>
+        </w:rPr>
+      </w:pPr>
+      <w:hyperlink r:id="rId8" w:history="1">
+        <w:r>
+          <w:rPr>
+            <w:rFonts w:ascii="Times New Roman" w:hAnsi="Times New Roman" w:eastAsia="Times New Roman" w:cs="Times New Roman"/>
+            <w:sz w:val="24"/>
+            <w:szCs w:val="24"/>
+            <w:lang w:val="uk-UA"/>
+            <w:color w:val="0563C1"/>
+            <w:u w:val="single"/>
+          </w:rPr>
+          <w:t>https://me.gov.ua/InfoRez/Details?id=1c50d66b-a34f-4b83-8ae3-e1fdea208d80&amp;lang=uk-UA</w:t>
+        </w:r>
+      </w:hyperlink>
+    </w:p>
+    <w:p>
+      <w:pPr>
+        <w:pBdr>
+          <w:top w:val="none" w:sz="0" w:space="0" w:color="000000"/>
+          <w:left w:val="none" w:sz="0" w:space="0" w:color="000000"/>
+          <w:bottom w:val="none" w:sz="0" w:space="0" w:color="000000"/>
+          <w:right w:val="none" w:sz="0" w:space="0" w:color="000000"/>
+          <w:between w:val="none" w:sz="0" w:space="0" w:color="000000"/>
+        </w:pBdr>
+        <w:tabs>
+          <w:tab w:val="left" w:pos="993"/>
+        </w:tabs>
+        <w:spacing w:after="0" w:line="240" w:lineRule="auto"/>
+        <w:ind w:left="720"/>
+        <w:jc w:val="left"/>
+        <w:rPr>
+          <w:rFonts w:ascii="Times New Roman" w:eastAsia="Times New Roman" w:hAnsi="Times New Roman" w:cs="Times New Roman"/>
+          <w:sz w:val="24"/>
+          <w:szCs w:val="24"/>
+        </w:rPr>
+      </w:pPr>
+      <w:hyperlink r:id="rId9" w:history="1">
+        <w:r>
+          <w:rPr>
+            <w:rFonts w:ascii="Times New Roman" w:hAnsi="Times New Roman" w:eastAsia="Times New Roman" w:cs="Times New Roman"/>
+            <w:sz w:val="24"/>
+            <w:szCs w:val="24"/>
+            <w:lang w:val="uk-UA"/>
+            <w:color w:val="0563C1"/>
+            <w:u w:val="single"/>
+          </w:rPr>
+          <w:t>https://me.gov.ua/InfoRez/Details?id=011d5df6-768e-46e9-9f66-86a71737584d&amp;lang=uk-UA</w:t>
+        </w:r>
+      </w:hyperlink>
+    </w:p>
+    <w:p>
+      <w:pPr>
+        <w:pBdr>
+          <w:top w:val="none" w:sz="0" w:space="0" w:color="000000"/>
+          <w:left w:val="none" w:sz="0" w:space="0" w:color="000000"/>
+          <w:bottom w:val="none" w:sz="0" w:space="0" w:color="000000"/>
+          <w:right w:val="none" w:sz="0" w:space="0" w:color="000000"/>
+          <w:between w:val="none" w:sz="0" w:space="0" w:color="000000"/>
+        </w:pBdr>
+        <w:tabs>
+          <w:tab w:val="left" w:pos="993"/>
+        </w:tabs>
+        <w:spacing w:after="0" w:line="240" w:lineRule="auto"/>
+        <w:ind w:firstLine="566"/>
+        <w:jc w:val="both"/>
+        <w:rPr>
+          <w:rFonts w:ascii="Times New Roman" w:eastAsia="Times New Roman" w:hAnsi="Times New Roman" w:cs="Times New Roman"/>
+          <w:sz w:val="24"/>
+          <w:szCs w:val="24"/>
+        </w:rPr>
+      </w:pPr>
+      <w:r>
+        <w:rPr>
+          <w:rFonts w:ascii="Times New Roman" w:hAnsi="Times New Roman" w:eastAsia="Times New Roman" w:cs="Times New Roman"/>
+          <w:sz w:val="24"/>
+          <w:szCs w:val="24"/>
+          <w:lang w:val="uk-UA"/>
+        </w:rPr>
+        <w:t>Закон України «Про публічні закупівлі» (далі – Закон) визначає правові та економічні засади здійснення закупівель товарів, робіт і послуг для забезпечення потреб держави, територіальних громад та об’єднаних територіальних громад.</w:t>
+      </w:r>
+    </w:p>
+    <w:p>
+      <w:pPr>
+        <w:pBdr>
+          <w:top w:val="none" w:sz="0" w:space="0" w:color="000000"/>
+          <w:left w:val="none" w:sz="0" w:space="0" w:color="000000"/>
+          <w:bottom w:val="none" w:sz="0" w:space="0" w:color="000000"/>
+          <w:right w:val="none" w:sz="0" w:space="0" w:color="000000"/>
+          <w:between w:val="none" w:sz="0" w:space="0" w:color="000000"/>
+        </w:pBdr>
+        <w:tabs>
+          <w:tab w:val="left" w:pos="993"/>
+        </w:tabs>
+        <w:spacing w:after="0" w:line="240" w:lineRule="auto"/>
+        <w:ind w:firstLine="566"/>
+        <w:jc w:val="both"/>
+        <w:rPr>
+          <w:rFonts w:ascii="Times New Roman" w:eastAsia="Times New Roman" w:hAnsi="Times New Roman" w:cs="Times New Roman"/>
+          <w:sz w:val="24"/>
+          <w:szCs w:val="24"/>
+        </w:rPr>
+      </w:pPr>
+      <w:r>
+        <w:rPr>
+          <w:rFonts w:ascii="Times New Roman" w:hAnsi="Times New Roman" w:eastAsia="Times New Roman" w:cs="Times New Roman"/>
+          <w:sz w:val="24"/>
+          <w:szCs w:val="24"/>
+          <w:lang w:val="uk-UA"/>
+        </w:rPr>
+        <w:t>Відповідно до ч. 1 ст. 253 Цивільного кодексу України перебіг строку починається з наступного дня після відповідної календарної дати або настання події, з якою пов’язано його початок.</w:t>
+      </w:r>
+    </w:p>
+    <w:p>
+      <w:pPr>
+        <w:pBdr>
+          <w:top w:val="none" w:sz="0" w:space="0" w:color="000000"/>
+          <w:left w:val="none" w:sz="0" w:space="0" w:color="000000"/>
+          <w:bottom w:val="none" w:sz="0" w:space="0" w:color="000000"/>
+          <w:right w:val="none" w:sz="0" w:space="0" w:color="000000"/>
+          <w:between w:val="none" w:sz="0" w:space="0" w:color="000000"/>
+        </w:pBdr>
+        <w:tabs>
+          <w:tab w:val="left" w:pos="993"/>
+        </w:tabs>
+        <w:spacing w:after="0" w:line="240" w:lineRule="auto"/>
+        <w:ind w:firstLine="566"/>
+        <w:jc w:val="both"/>
+        <w:rPr>
+          <w:rFonts w:ascii="Times New Roman" w:eastAsia="Times New Roman" w:hAnsi="Times New Roman" w:cs="Times New Roman"/>
+          <w:sz w:val="24"/>
+          <w:szCs w:val="24"/>
+        </w:rPr>
+      </w:pPr>
+      <w:r>
+        <w:rPr>
+          <w:rFonts w:ascii="Times New Roman" w:hAnsi="Times New Roman" w:eastAsia="Times New Roman" w:cs="Times New Roman"/>
+          <w:sz w:val="24"/>
+          <w:szCs w:val="24"/>
+          <w:lang w:val="uk-UA"/>
+        </w:rPr>
+        <w:t>За змістом ч. 5 ст. 254 Цивільного кодексу України якщо останній день строку припадає на вихідний, святковий або інший неробочий день, що визначений відповідно до закону у місці вчинення певної дії, днем закінчення строку є перший за ним робочий день.</w:t>
+      </w:r>
+    </w:p>
+    <w:p>
+      <w:pPr>
+        <w:pBdr>
+          <w:top w:val="none" w:sz="0" w:space="0" w:color="000000"/>
+          <w:left w:val="none" w:sz="0" w:space="0" w:color="000000"/>
+          <w:bottom w:val="none" w:sz="0" w:space="0" w:color="000000"/>
+          <w:right w:val="none" w:sz="0" w:space="0" w:color="000000"/>
+          <w:between w:val="none" w:sz="0" w:space="0" w:color="000000"/>
+        </w:pBdr>
+        <w:tabs>
+          <w:tab w:val="left" w:pos="993"/>
+        </w:tabs>
+        <w:spacing w:after="0" w:line="240" w:lineRule="auto"/>
+        <w:ind w:firstLine="566"/>
+        <w:jc w:val="both"/>
+        <w:rPr>
+          <w:rFonts w:ascii="Times New Roman" w:eastAsia="Times New Roman" w:hAnsi="Times New Roman" w:cs="Times New Roman"/>
+          <w:sz w:val="24"/>
+          <w:szCs w:val="24"/>
+        </w:rPr>
+      </w:pPr>
+      <w:r>
+        <w:rPr>
+          <w:rFonts w:ascii="Times New Roman" w:hAnsi="Times New Roman" w:eastAsia="Times New Roman" w:cs="Times New Roman"/>
+          <w:sz w:val="24"/>
+          <w:szCs w:val="24"/>
+          <w:lang w:val="uk-UA"/>
+        </w:rPr>
+        <w:t>Частиною 1 ст. 255 Цивільного кодексу України встановлено, якщо строк встановлено для вчинення дії, вона може бути вчинена до закінчення останнього дня строку.</w:t>
+      </w:r>
+    </w:p>
+    <w:p>
+      <w:pPr>
+        <w:pBdr>
+          <w:top w:val="none" w:sz="0" w:space="0" w:color="000000"/>
+          <w:left w:val="none" w:sz="0" w:space="0" w:color="000000"/>
+          <w:bottom w:val="none" w:sz="0" w:space="0" w:color="000000"/>
+          <w:right w:val="none" w:sz="0" w:space="0" w:color="000000"/>
+          <w:between w:val="none" w:sz="0" w:space="0" w:color="000000"/>
+        </w:pBdr>
+        <w:tabs>
+          <w:tab w:val="left" w:pos="993"/>
+        </w:tabs>
+        <w:spacing w:after="0" w:line="240" w:lineRule="auto"/>
+        <w:ind w:firstLine="566"/>
+        <w:jc w:val="both"/>
+        <w:rPr>
+          <w:rFonts w:ascii="Times New Roman" w:eastAsia="Times New Roman" w:hAnsi="Times New Roman" w:cs="Times New Roman"/>
+          <w:sz w:val="24"/>
+          <w:szCs w:val="24"/>
+        </w:rPr>
+      </w:pPr>
+      <w:r>
+        <w:rPr>
+          <w:rFonts w:ascii="Times New Roman" w:hAnsi="Times New Roman" w:eastAsia="Times New Roman" w:cs="Times New Roman"/>
+          <w:sz w:val="24"/>
+          <w:szCs w:val="24"/>
+          <w:lang w:val="uk-UA"/>
+        </w:rPr>
+        <w:t>{{/if}}</w:t>
+      </w:r>
     </w:p>
     <w:p>
       <w:pPr>
@@ -2142,14 +2404,7 @@
               <w:rPr>
                 <w:rFonts w:ascii="Times New Roman" w:eastAsia="Times New Roman" w:hAnsi="Times New Roman" w:cs="Times New Roman"/>
               </w:rPr>
-              <w:t xml:space="preserve">Укладено </w:t>
-            </w:r>
-            <w:r>
-              <w:rPr>
-                <w:rFonts w:ascii="Times New Roman" w:eastAsia="Times New Roman" w:hAnsi="Times New Roman" w:cs="Times New Roman"/>
-                <w:highlight w:val="cyan"/>
-              </w:rPr>
-              <w:t xml:space="preserve">договір від {{ </w:t>
+              <w:t xml:space="preserve">Укладено договір від {{ </w:t>
             </w:r>
             <w:proofErr w:type="spellStart"/>
             <w:r>
@@ -2162,7 +2417,6 @@
             <w:r>
               <w:rPr>
                 <w:rFonts w:ascii="Times New Roman" w:eastAsia="Times New Roman" w:hAnsi="Times New Roman" w:cs="Times New Roman"/>
-                <w:highlight w:val="cyan"/>
               </w:rPr>
               <w:t xml:space="preserve">}} № {{ </w:t>
             </w:r>
@@ -2177,7 +2431,6 @@
             <w:r>
               <w:rPr>
                 <w:rFonts w:ascii="Times New Roman" w:eastAsia="Times New Roman" w:hAnsi="Times New Roman" w:cs="Times New Roman"/>
-                <w:highlight w:val="cyan"/>
               </w:rPr>
               <w:t>}}</w:t>
             </w:r>
@@ -2609,16 +2862,7 @@
           <w:sz w:val="24"/>
           <w:szCs w:val="24"/>
         </w:rPr>
-        <w:t>) щодо порушення, передбаченого</w:t>
-      </w:r>
-      <w:r>
-        <w:rPr>
-          <w:rFonts w:ascii="Times New Roman" w:eastAsia="Times New Roman" w:hAnsi="Times New Roman" w:cs="Times New Roman"/>
-          <w:sz w:val="24"/>
-          <w:szCs w:val="24"/>
-          <w:shd w:val="clear" w:color="auto" w:fill="FF9900"/>
-        </w:rPr>
-        <w:t xml:space="preserve"> </w:t>
+        <w:t xml:space="preserve">) щодо порушення, передбаченого </w:t>
       </w:r>
       <w:r>
         <w:rPr>
@@ -2627,7 +2871,6 @@
           <w:bCs/>
           <w:sz w:val="24"/>
           <w:szCs w:val="24"/>
-          <w:shd w:val="clear" w:color="auto" w:fill="FF9900"/>
         </w:rPr>
         <w:t>{{ p49_reference }}</w:t>
       </w:r>
@@ -2908,41 +3151,13 @@
           <w:sz w:val="24"/>
           <w:szCs w:val="24"/>
         </w:rPr>
-        <w:t>822, повідомити Замовника</w:t>
-      </w:r>
-      <w:r>
-        <w:rPr>
-          <w:rFonts w:ascii="Times New Roman" w:eastAsia="Times New Roman" w:hAnsi="Times New Roman" w:cs="Times New Roman"/>
-          <w:b/>
-          <w:bCs/>
-          <w:sz w:val="24"/>
-          <w:szCs w:val="24"/>
-        </w:rPr>
-        <w:t> </w:t>
-      </w:r>
-      <w:r>
-        <w:rPr>
-          <w:rFonts w:ascii="Times New Roman" w:eastAsia="Times New Roman" w:hAnsi="Times New Roman" w:cs="Times New Roman"/>
-          <w:sz w:val="24"/>
-          <w:szCs w:val="24"/>
-        </w:rPr>
-        <w:t>–</w:t>
-      </w:r>
-      <w:r>
-        <w:rPr>
-          <w:rFonts w:ascii="Times New Roman" w:eastAsia="Times New Roman" w:hAnsi="Times New Roman" w:cs="Times New Roman"/>
-          <w:sz w:val="24"/>
-          <w:szCs w:val="24"/>
-          <w:shd w:val="clear" w:color="auto" w:fill="FF9900"/>
-        </w:rPr>
-        <w:t xml:space="preserve"> </w:t>
-      </w:r>
-      <w:r>
-        <w:rPr>
-          <w:rFonts w:ascii="Times New Roman" w:eastAsia="Times New Roman" w:hAnsi="Times New Roman" w:cs="Times New Roman"/>
-          <w:sz w:val="24"/>
-          <w:szCs w:val="24"/>
-          <w:shd w:val="clear" w:color="auto" w:fill="FF9900"/>
+        <w:t xml:space="preserve">822, повідомити Замовника – </w:t>
+      </w:r>
+      <w:r>
+        <w:rPr>
+          <w:rFonts w:ascii="Times New Roman" w:eastAsia="Times New Roman" w:hAnsi="Times New Roman" w:cs="Times New Roman"/>
+          <w:sz w:val="24"/>
+          <w:szCs w:val="24"/>
         </w:rPr>
         <w:t xml:space="preserve">{{ </w:t>
       </w:r>
@@ -2952,7 +3167,6 @@
           <w:rFonts w:ascii="Times New Roman" w:eastAsia="Times New Roman" w:hAnsi="Times New Roman" w:cs="Times New Roman"/>
           <w:sz w:val="24"/>
           <w:szCs w:val="24"/>
-          <w:shd w:val="clear" w:color="auto" w:fill="FF9900"/>
         </w:rPr>
         <w:t>customer_name_accusative</w:t>
       </w:r>
@@ -2962,7 +3176,40 @@
           <w:rFonts w:ascii="Times New Roman" w:eastAsia="Times New Roman" w:hAnsi="Times New Roman" w:cs="Times New Roman"/>
           <w:sz w:val="24"/>
           <w:szCs w:val="24"/>
-          <w:shd w:val="clear" w:color="auto" w:fill="FF9900"/>
+        </w:rPr>
+        <w:t xml:space="preserve"> }} </w:t>
+      </w:r>
+      <w:r>
+        <w:rPr>
+          <w:rFonts w:ascii="Times New Roman" w:eastAsia="Times New Roman" w:hAnsi="Times New Roman" w:cs="Times New Roman"/>
+          <w:sz w:val="24"/>
+          <w:szCs w:val="24"/>
+        </w:rPr>
+        <w:t xml:space="preserve">(код ЄДРПОУ: </w:t>
+      </w:r>
+      <w:r>
+        <w:rPr>
+          <w:rFonts w:ascii="Times New Roman" w:eastAsia="Times New Roman" w:hAnsi="Times New Roman" w:cs="Times New Roman"/>
+          <w:sz w:val="24"/>
+          <w:szCs w:val="24"/>
+        </w:rPr>
+        <w:t xml:space="preserve">{{ </w:t>
+      </w:r>
+      <w:proofErr w:type="spellStart"/>
+      <w:r>
+        <w:rPr>
+          <w:rFonts w:ascii="Times New Roman" w:eastAsia="Times New Roman" w:hAnsi="Times New Roman" w:cs="Times New Roman"/>
+          <w:sz w:val="24"/>
+          <w:szCs w:val="24"/>
+        </w:rPr>
+        <w:t>customer_code</w:t>
+      </w:r>
+      <w:proofErr w:type="spellEnd"/>
+      <w:r>
+        <w:rPr>
+          <w:rFonts w:ascii="Times New Roman" w:eastAsia="Times New Roman" w:hAnsi="Times New Roman" w:cs="Times New Roman"/>
+          <w:sz w:val="24"/>
+          <w:szCs w:val="24"/>
         </w:rPr>
         <w:t xml:space="preserve"> }}</w:t>
       </w:r>
@@ -2971,25 +3218,8 @@
           <w:rFonts w:ascii="Times New Roman" w:eastAsia="Times New Roman" w:hAnsi="Times New Roman" w:cs="Times New Roman"/>
           <w:sz w:val="24"/>
           <w:szCs w:val="24"/>
-          <w:shd w:val="clear" w:color="auto" w:fill="FF9900"/>
-        </w:rPr>
-        <w:t xml:space="preserve"> </w:t>
-      </w:r>
-      <w:r>
-        <w:rPr>
-          <w:rFonts w:ascii="Times New Roman" w:eastAsia="Times New Roman" w:hAnsi="Times New Roman" w:cs="Times New Roman"/>
-          <w:sz w:val="24"/>
-          <w:szCs w:val="24"/>
-        </w:rPr>
-        <w:t xml:space="preserve">(код ЄДРПОУ: </w:t>
-      </w:r>
-      <w:r>
-        <w:rPr>
-          <w:rFonts w:ascii="Times New Roman" w:eastAsia="Times New Roman" w:hAnsi="Times New Roman" w:cs="Times New Roman"/>
-          <w:sz w:val="24"/>
-          <w:szCs w:val="24"/>
-        </w:rPr>
-        <w:t xml:space="preserve">{{ </w:t>
+        </w:rPr>
+        <w:t xml:space="preserve">) та Постачальника – {{ </w:t>
       </w:r>
       <w:proofErr w:type="spellStart"/>
       <w:r>
@@ -2998,7 +3228,7 @@
           <w:sz w:val="24"/>
           <w:szCs w:val="24"/>
         </w:rPr>
-        <w:t>customer_code</w:t>
+        <w:t>supplier_name_accusative</w:t>
       </w:r>
       <w:proofErr w:type="spellEnd"/>
       <w:r>
@@ -3007,70 +3237,7 @@
           <w:sz w:val="24"/>
           <w:szCs w:val="24"/>
         </w:rPr>
-        <w:t xml:space="preserve"> }}</w:t>
-      </w:r>
-      <w:r>
-        <w:rPr>
-          <w:rFonts w:ascii="Times New Roman" w:eastAsia="Times New Roman" w:hAnsi="Times New Roman" w:cs="Times New Roman"/>
-          <w:sz w:val="24"/>
-          <w:szCs w:val="24"/>
-        </w:rPr>
-        <w:t>) та Постачальника</w:t>
-      </w:r>
-      <w:r>
-        <w:rPr>
-          <w:rFonts w:ascii="Times New Roman" w:eastAsia="Times New Roman" w:hAnsi="Times New Roman" w:cs="Times New Roman"/>
-          <w:b/>
-          <w:bCs/>
-          <w:sz w:val="24"/>
-          <w:szCs w:val="24"/>
-        </w:rPr>
-        <w:t> </w:t>
-      </w:r>
-      <w:r>
-        <w:rPr>
-          <w:rFonts w:ascii="Times New Roman" w:eastAsia="Times New Roman" w:hAnsi="Times New Roman" w:cs="Times New Roman"/>
-          <w:sz w:val="24"/>
-          <w:szCs w:val="24"/>
-        </w:rPr>
-        <w:t xml:space="preserve">– </w:t>
-      </w:r>
-      <w:r>
-        <w:rPr>
-          <w:rFonts w:ascii="Times New Roman" w:eastAsia="Times New Roman" w:hAnsi="Times New Roman" w:cs="Times New Roman"/>
-          <w:sz w:val="24"/>
-          <w:szCs w:val="24"/>
-          <w:shd w:val="clear" w:color="auto" w:fill="FF9900"/>
-        </w:rPr>
-        <w:t xml:space="preserve">{{ </w:t>
-      </w:r>
-      <w:proofErr w:type="spellStart"/>
-      <w:r>
-        <w:rPr>
-          <w:rFonts w:ascii="Times New Roman" w:eastAsia="Times New Roman" w:hAnsi="Times New Roman" w:cs="Times New Roman"/>
-          <w:sz w:val="24"/>
-          <w:szCs w:val="24"/>
-          <w:shd w:val="clear" w:color="auto" w:fill="FF9900"/>
-        </w:rPr>
-        <w:t>supplier_name_accusative</w:t>
-      </w:r>
-      <w:proofErr w:type="spellEnd"/>
-      <w:r>
-        <w:rPr>
-          <w:rFonts w:ascii="Times New Roman" w:eastAsia="Times New Roman" w:hAnsi="Times New Roman" w:cs="Times New Roman"/>
-          <w:sz w:val="24"/>
-          <w:szCs w:val="24"/>
-          <w:shd w:val="clear" w:color="auto" w:fill="FF9900"/>
-        </w:rPr>
-        <w:t xml:space="preserve"> }}</w:t>
-      </w:r>
-      <w:r>
-        <w:rPr>
-          <w:rFonts w:ascii="Times New Roman" w:eastAsia="Times New Roman" w:hAnsi="Times New Roman" w:cs="Times New Roman"/>
-          <w:sz w:val="24"/>
-          <w:szCs w:val="24"/>
-        </w:rPr>
-        <w:t xml:space="preserve"> (</w:t>
+        <w:t xml:space="preserve"> }} (</w:t>
       </w:r>
       <w:r>
         <w:rPr>
@@ -3259,7 +3426,6 @@
           <w:bCs/>
           <w:sz w:val="24"/>
           <w:szCs w:val="24"/>
-          <w:shd w:val="clear" w:color="auto" w:fill="FF9900"/>
         </w:rPr>
         <w:t xml:space="preserve">{{ </w:t>
       </w:r>
@@ -3271,7 +3437,6 @@
           <w:bCs/>
           <w:sz w:val="24"/>
           <w:szCs w:val="24"/>
-          <w:shd w:val="clear" w:color="auto" w:fill="FF9900"/>
         </w:rPr>
         <w:t>officer_name</w:t>
       </w:r>
@@ -3283,7 +3448,6 @@
           <w:bCs/>
           <w:sz w:val="24"/>
           <w:szCs w:val="24"/>
-          <w:shd w:val="clear" w:color="auto" w:fill="FF9900"/>
         </w:rPr>
         <w:t xml:space="preserve"> }}</w:t>
       </w:r>
@@ -3921,6 +4085,7 @@
   <w:style w:type="character" w:default="1" w:styleId="a0">
     <w:name w:val="Default Paragraph Font"/>
     <w:uiPriority w:val="1"/>
+    <w:semiHidden/>
     <w:unhideWhenUsed/>
   </w:style>
   <w:style w:type="table" w:default="1" w:styleId="a1">
